--- a/Project_Action_Plan_Adaptive_Learning.docx
+++ b/Project_Action_Plan_Adaptive_Learning.docx
@@ -1097,7 +1097,7 @@
               <w:rPr>
                 <w:rFonts w:ascii="Times New Roman" w:hAnsi="Times New Roman" w:eastAsia="Times New Roman" w:cs="Times New Roman"/>
               </w:rPr>
-              <w:t>Dự án đã xây dựng nguyên mẫu từ đầu đến cuối trên bộ dữ liệu giáo dục mô phỏng gồm 1200 bản ghi. Dữ liệu được tiền xử lý, phân tích EDA, dùng huấn luyện ba mô hình phân loại và đánh giá trên tập kiểm thử. Logistic Regression có kết quả tốt nhất theo macro-F1 (56.07%); ứng dụng trả về nhóm trình độ cùng khuyến nghị học tập theo các chỉ số yếu. Dữ liệu là dữ liệu tổng hợp, không phải hồ sơ sinh viên thật.</w:t>
+              <w:t xml:space="preserve">Dự án đã xây dựng nguyên mẫu từ đầu đến cuối trên bộ dữ liệu giáo dục mô phỏng gồm 1200 bản ghi. Dữ liệu được tiền xử lý, phân tích EDA, dùng huấn luyện ba mô hình phân loại và đánh giá trên tập kiểm thử. Random Forest có kết quả tốt nhất theo macro-F1 (54.94%); ứng dụng trả về nhóm trình độ cùng khuyến nghị học tập theo các chỉ số yếu. Dữ liệu là dữ liệu tổng hợp, không phải hồ sơ sinh viên thật.</w:t>
             </w:r>
           </w:p>
         </w:tc>
@@ -1518,7 +1518,7 @@
               <w:rPr>
                 <w:rFonts w:ascii="Times New Roman" w:hAnsi="Times New Roman" w:eastAsia="Times New Roman" w:cs="Times New Roman"/>
               </w:rPr>
-              <w:t>Sản phẩm hiện có: dữ liệu CSV, mã huấn luyện, pipeline mô hình đã lưu, kết quả EDA/đánh giá và ứng dụng Streamlit. Trên tập kiểm thử 240 bản ghi, Logistic Regression đạt Accuracy 69.58% và macro-F1 56.07%. Sản phẩm minh họa cách phân loại và gợi ý nội dung học; trước khi áp dụng thực tế cần kiểm định bằng dữ liệu thật được phép sử dụng.</w:t>
+              <w:t xml:space="preserve">Sản phẩm hiện có: dữ liệu CSV, mã huấn luyện, pipeline mô hình đã lưu, kết quả EDA/đánh giá và ứng dụng Streamlit. Trên tập kiểm thử 240 bản ghi, Random Forest đạt Accuracy 62.92% và macro-F1 54.94%. Sản phẩm minh họa cách phân loại và gợi ý nội dung học; trước khi áp dụng thực tế cần kiểm định bằng dữ liệu thật được phép sử dụng.</w:t>
             </w:r>
           </w:p>
         </w:tc>
